--- a/DATA GENERATION/KNeighborsClassifier.DOCX
+++ b/DATA GENERATION/KNeighborsClassifier.DOCX
@@ -1,6 +1,6 @@
 
 <file path=word/document.xml><?xml version="1.0" encoding="utf-8"?>
-<w:document xmlns:wpc="http://schemas.microsoft.com/office/word/2010/wordprocessingCanvas" xmlns:cx="http://schemas.microsoft.com/office/drawing/2014/chartex" xmlns:cx1="http://schemas.microsoft.com/office/drawing/2015/9/8/chartex" xmlns:cx2="http://schemas.microsoft.com/office/drawing/2015/10/21/chartex" xmlns:cx3="http://schemas.microsoft.com/office/drawing/2016/5/9/chartex" xmlns:cx4="http://schemas.microsoft.com/office/drawing/2016/5/10/chartex" xmlns:cx5="http://schemas.microsoft.com/office/drawing/2016/5/11/chartex" xmlns:cx6="http://schemas.microsoft.com/office/drawing/2016/5/12/chartex" xmlns:cx7="http://schemas.microsoft.com/office/drawing/2016/5/13/chartex" xmlns:cx8="http://schemas.microsoft.com/office/drawing/2016/5/14/chartex" xmlns:mc="http://schemas.openxmlformats.org/markup-compatibility/2006" xmlns:aink="http://schemas.microsoft.com/office/drawing/2016/ink" xmlns:am3d="http://schemas.microsoft.com/office/drawing/2017/model3d" xmlns:o="urn:schemas-microsoft-com:office:office" xmlns:oel="http://schemas.microsoft.com/office/2019/extlst" xmlns:r="http://schemas.openxmlformats.org/officeDocument/2006/relationships" xmlns:m="http://schemas.openxmlformats.org/officeDocument/2006/math" xmlns:v="urn:schemas-microsoft-com:vml" xmlns:wp14="http://schemas.microsoft.com/office/word/2010/wordprocessingDrawing" xmlns:wp="http://schemas.openxmlformats.org/drawingml/2006/wordprocessingDrawing" xmlns:w10="urn:schemas-microsoft-com:office:word" xmlns:w="http://schemas.openxmlformats.org/wordprocessingml/2006/main" xmlns:w14="http://schemas.microsoft.com/office/word/2010/wordml" xmlns:w15="http://schemas.microsoft.com/office/word/2012/wordml" xmlns:w16cex="http://schemas.microsoft.com/office/word/2018/wordml/cex" xmlns:w16cid="http://schemas.microsoft.com/office/word/2016/wordml/cid" xmlns:w16="http://schemas.microsoft.com/office/word/2018/wordml" xmlns:w16du="http://schemas.microsoft.com/office/word/2023/wordml/word16du" xmlns:w16sdtdh="http://schemas.microsoft.com/office/word/2020/wordml/sdtdatahash" xmlns:w16sdtfl="http://schemas.microsoft.com/office/word/2024/wordml/sdtformatlock" xmlns:w16se="http://schemas.microsoft.com/office/word/2015/wordml/symex" xmlns:wpg="http://schemas.microsoft.com/office/word/2010/wordprocessingGroup" xmlns:wpi="http://schemas.microsoft.com/office/word/2010/wordprocessingInk" xmlns:wne="http://schemas.microsoft.com/office/word/2006/wordml" xmlns:wps="http://schemas.microsoft.com/office/word/2010/wordprocessingShape" mc:Ignorable="w14 w15 w16se w16cid w16 w16cex w16sdtdh w16sdtfl w16du wp14">
+<w:document xmlns:wpc="http://schemas.microsoft.com/office/word/2010/wordprocessingCanvas" xmlns:cx="http://schemas.microsoft.com/office/drawing/2014/chartex" xmlns:cx1="http://schemas.microsoft.com/office/drawing/2015/9/8/chartex" xmlns:cx2="http://schemas.microsoft.com/office/drawing/2015/10/21/chartex" xmlns:cx3="http://schemas.microsoft.com/office/drawing/2016/5/9/chartex" xmlns:cx4="http://schemas.microsoft.com/office/drawing/2016/5/10/chartex" xmlns:cx5="http://schemas.microsoft.com/office/drawing/2016/5/11/chartex" xmlns:cx6="http://schemas.microsoft.com/office/drawing/2016/5/12/chartex" xmlns:cx7="http://schemas.microsoft.com/office/drawing/2016/5/13/chartex" xmlns:cx8="http://schemas.microsoft.com/office/drawing/2016/5/14/chartex" xmlns:mc="http://schemas.openxmlformats.org/markup-compatibility/2006" xmlns:aink="http://schemas.microsoft.com/office/drawing/2016/ink" xmlns:am3d="http://schemas.microsoft.com/office/drawing/2017/model3d" xmlns:o="urn:schemas-microsoft-com:office:office" xmlns:oel="http://schemas.microsoft.com/office/2019/extlst" xmlns:r="http://schemas.openxmlformats.org/officeDocument/2006/relationships" xmlns:m="http://schemas.openxmlformats.org/officeDocument/2006/math" xmlns:v="urn:schemas-microsoft-com:vml" xmlns:wp14="http://schemas.microsoft.com/office/word/2010/wordprocessingDrawing" xmlns:wp="http://schemas.openxmlformats.org/drawingml/2006/wordprocessingDrawing" xmlns:w10="urn:schemas-microsoft-com:office:word" xmlns:w="http://schemas.openxmlformats.org/wordprocessingml/2006/main" xmlns:w14="http://schemas.microsoft.com/office/word/2010/wordml" xmlns:w15="http://schemas.microsoft.com/office/word/2012/wordml" xmlns:w16cei="http://schemas.microsoft.com/office/word/2026/wordml/cei" xmlns:w16cex="http://schemas.microsoft.com/office/word/2018/wordml/cex" xmlns:w16cid="http://schemas.microsoft.com/office/word/2016/wordml/cid" xmlns:w16="http://schemas.microsoft.com/office/word/2018/wordml" xmlns:w16du="http://schemas.microsoft.com/office/word/2023/wordml/word16du" xmlns:w16sdtdh="http://schemas.microsoft.com/office/word/2020/wordml/sdtdatahash" xmlns:w16sdtfl="http://schemas.microsoft.com/office/word/2024/wordml/sdtformatlock" xmlns:w16se="http://schemas.microsoft.com/office/word/2015/wordml/symex" xmlns:wpg="http://schemas.microsoft.com/office/word/2010/wordprocessingGroup" xmlns:wpi="http://schemas.microsoft.com/office/word/2010/wordprocessingInk" xmlns:wne="http://schemas.microsoft.com/office/word/2006/wordml" xmlns:wps="http://schemas.microsoft.com/office/word/2010/wordprocessingShape" mc:Ignorable="w14 w15 w16se w16cid w16 w16cex w16sdtdh w16sdtfl w16du wp14">
   <w:body>
     <w:p>
       <w:pPr>
@@ -11,7 +11,6 @@
           <w14:ligatures w14:val="none"/>
         </w:rPr>
       </w:pPr>
-      <w:proofErr w:type="spellStart"/>
       <w:r>
         <w:rPr>
           <w:rFonts w:ascii="Courier New" w:eastAsia="Times New Roman" w:hAnsi="Courier New" w:cs="Courier New"/>
@@ -22,7 +21,6 @@
         </w:rPr>
         <w:t>KNeighborsClassifier</w:t>
       </w:r>
-      <w:proofErr w:type="spellEnd"/>
       <w:r>
         <w:rPr>
           <w:rFonts w:ascii="Times New Roman" w:eastAsia="Times New Roman" w:hAnsi="Times New Roman" w:cs="Times New Roman"/>
@@ -31,7 +29,6 @@
         </w:rPr>
         <w:t xml:space="preserve"> (from </w:t>
       </w:r>
-      <w:proofErr w:type="spellStart"/>
       <w:r>
         <w:rPr>
           <w:rFonts w:ascii="Courier New" w:eastAsia="Times New Roman" w:hAnsi="Courier New" w:cs="Courier New"/>
@@ -42,7 +39,6 @@
         </w:rPr>
         <w:t>sklearn.neighbors</w:t>
       </w:r>
-      <w:proofErr w:type="spellEnd"/>
       <w:r>
         <w:rPr>
           <w:rFonts w:ascii="Times New Roman" w:eastAsia="Times New Roman" w:hAnsi="Times New Roman" w:cs="Times New Roman"/>
@@ -226,7 +222,6 @@
           <w14:ligatures w14:val="none"/>
         </w:rPr>
       </w:pPr>
-      <w:proofErr w:type="spellStart"/>
       <w:r>
         <w:rPr>
           <w:rFonts w:ascii="Courier New" w:eastAsia="Times New Roman" w:hAnsi="Courier New" w:cs="Courier New"/>
@@ -237,20 +232,7 @@
           <w:szCs w:val="20"/>
           <w14:ligatures w14:val="none"/>
         </w:rPr>
-        <w:t>predict_proba</w:t>
-      </w:r>
-      <w:proofErr w:type="spellEnd"/>
-      <w:r>
-        <w:rPr>
-          <w:rFonts w:ascii="Courier New" w:eastAsia="Times New Roman" w:hAnsi="Courier New" w:cs="Courier New"/>
-          <w:b/>
-          <w:bCs/>
-          <w:kern w:val="0"/>
-          <w:sz w:val="20"/>
-          <w:szCs w:val="20"/>
-          <w14:ligatures w14:val="none"/>
-        </w:rPr>
-        <w:t>(X)</w:t>
+        <w:t>predict_proba(X)</w:t>
       </w:r>
       <w:r>
         <w:rPr>
@@ -365,7 +347,6 @@
           <w14:ligatures w14:val="none"/>
         </w:rPr>
       </w:pPr>
-      <w:proofErr w:type="spellStart"/>
       <w:r>
         <w:rPr>
           <w:rFonts w:ascii="Courier New" w:eastAsia="Times New Roman" w:hAnsi="Courier New" w:cs="Courier New"/>
@@ -376,72 +357,7 @@
           <w:szCs w:val="20"/>
           <w14:ligatures w14:val="none"/>
         </w:rPr>
-        <w:t>kneighbors</w:t>
-      </w:r>
-      <w:proofErr w:type="spellEnd"/>
-      <w:r>
-        <w:rPr>
-          <w:rFonts w:ascii="Courier New" w:eastAsia="Times New Roman" w:hAnsi="Courier New" w:cs="Courier New"/>
-          <w:b/>
-          <w:bCs/>
-          <w:kern w:val="0"/>
-          <w:sz w:val="20"/>
-          <w:szCs w:val="20"/>
-          <w14:ligatures w14:val="none"/>
-        </w:rPr>
-        <w:t xml:space="preserve">(X=None, </w:t>
-      </w:r>
-      <w:proofErr w:type="spellStart"/>
-      <w:r>
-        <w:rPr>
-          <w:rFonts w:ascii="Courier New" w:eastAsia="Times New Roman" w:hAnsi="Courier New" w:cs="Courier New"/>
-          <w:b/>
-          <w:bCs/>
-          <w:kern w:val="0"/>
-          <w:sz w:val="20"/>
-          <w:szCs w:val="20"/>
-          <w14:ligatures w14:val="none"/>
-        </w:rPr>
-        <w:t>n_neighbors</w:t>
-      </w:r>
-      <w:proofErr w:type="spellEnd"/>
-      <w:r>
-        <w:rPr>
-          <w:rFonts w:ascii="Courier New" w:eastAsia="Times New Roman" w:hAnsi="Courier New" w:cs="Courier New"/>
-          <w:b/>
-          <w:bCs/>
-          <w:kern w:val="0"/>
-          <w:sz w:val="20"/>
-          <w:szCs w:val="20"/>
-          <w14:ligatures w14:val="none"/>
-        </w:rPr>
-        <w:t xml:space="preserve">=None, </w:t>
-      </w:r>
-      <w:proofErr w:type="spellStart"/>
-      <w:r>
-        <w:rPr>
-          <w:rFonts w:ascii="Courier New" w:eastAsia="Times New Roman" w:hAnsi="Courier New" w:cs="Courier New"/>
-          <w:b/>
-          <w:bCs/>
-          <w:kern w:val="0"/>
-          <w:sz w:val="20"/>
-          <w:szCs w:val="20"/>
-          <w14:ligatures w14:val="none"/>
-        </w:rPr>
-        <w:t>return_distance</w:t>
-      </w:r>
-      <w:proofErr w:type="spellEnd"/>
-      <w:r>
-        <w:rPr>
-          <w:rFonts w:ascii="Courier New" w:eastAsia="Times New Roman" w:hAnsi="Courier New" w:cs="Courier New"/>
-          <w:b/>
-          <w:bCs/>
-          <w:kern w:val="0"/>
-          <w:sz w:val="20"/>
-          <w:szCs w:val="20"/>
-          <w14:ligatures w14:val="none"/>
-        </w:rPr>
-        <w:t>=True)</w:t>
+        <w:t>kneighbors(X=None, n_neighbors=None, return_distance=True)</w:t>
       </w:r>
       <w:r>
         <w:rPr>
@@ -466,7 +382,6 @@
           <w14:ligatures w14:val="none"/>
         </w:rPr>
       </w:pPr>
-      <w:proofErr w:type="spellStart"/>
       <w:r>
         <w:rPr>
           <w:rFonts w:ascii="Courier New" w:eastAsia="Times New Roman" w:hAnsi="Courier New" w:cs="Courier New"/>
@@ -477,46 +392,7 @@
           <w:szCs w:val="20"/>
           <w14:ligatures w14:val="none"/>
         </w:rPr>
-        <w:t>kneighbors_graph</w:t>
-      </w:r>
-      <w:proofErr w:type="spellEnd"/>
-      <w:r>
-        <w:rPr>
-          <w:rFonts w:ascii="Courier New" w:eastAsia="Times New Roman" w:hAnsi="Courier New" w:cs="Courier New"/>
-          <w:b/>
-          <w:bCs/>
-          <w:kern w:val="0"/>
-          <w:sz w:val="20"/>
-          <w:szCs w:val="20"/>
-          <w14:ligatures w14:val="none"/>
-        </w:rPr>
-        <w:t xml:space="preserve">(X=None, </w:t>
-      </w:r>
-      <w:proofErr w:type="spellStart"/>
-      <w:r>
-        <w:rPr>
-          <w:rFonts w:ascii="Courier New" w:eastAsia="Times New Roman" w:hAnsi="Courier New" w:cs="Courier New"/>
-          <w:b/>
-          <w:bCs/>
-          <w:kern w:val="0"/>
-          <w:sz w:val="20"/>
-          <w:szCs w:val="20"/>
-          <w14:ligatures w14:val="none"/>
-        </w:rPr>
-        <w:t>n_neighbors</w:t>
-      </w:r>
-      <w:proofErr w:type="spellEnd"/>
-      <w:r>
-        <w:rPr>
-          <w:rFonts w:ascii="Courier New" w:eastAsia="Times New Roman" w:hAnsi="Courier New" w:cs="Courier New"/>
-          <w:b/>
-          <w:bCs/>
-          <w:kern w:val="0"/>
-          <w:sz w:val="20"/>
-          <w:szCs w:val="20"/>
-          <w14:ligatures w14:val="none"/>
-        </w:rPr>
-        <w:t>=None, mode='connectivity')</w:t>
+        <w:t>kneighbors_graph(X=None, n_neighbors=None, mode='connectivity')</w:t>
       </w:r>
       <w:r>
         <w:rPr>
@@ -598,7 +474,6 @@
           <w14:ligatures w14:val="none"/>
         </w:rPr>
       </w:pPr>
-      <w:proofErr w:type="spellStart"/>
       <w:r>
         <w:rPr>
           <w:rFonts w:ascii="Courier New" w:eastAsia="Times New Roman" w:hAnsi="Courier New" w:cs="Courier New"/>
@@ -609,20 +484,7 @@
           <w:szCs w:val="20"/>
           <w14:ligatures w14:val="none"/>
         </w:rPr>
-        <w:t>get_params</w:t>
-      </w:r>
-      <w:proofErr w:type="spellEnd"/>
-      <w:r>
-        <w:rPr>
-          <w:rFonts w:ascii="Courier New" w:eastAsia="Times New Roman" w:hAnsi="Courier New" w:cs="Courier New"/>
-          <w:b/>
-          <w:bCs/>
-          <w:kern w:val="0"/>
-          <w:sz w:val="20"/>
-          <w:szCs w:val="20"/>
-          <w14:ligatures w14:val="none"/>
-        </w:rPr>
-        <w:t>(deep=True)</w:t>
+        <w:t>get_params(deep=True)</w:t>
       </w:r>
       <w:r>
         <w:rPr>
@@ -646,7 +508,6 @@
           <w14:ligatures w14:val="none"/>
         </w:rPr>
       </w:pPr>
-      <w:proofErr w:type="spellStart"/>
       <w:r>
         <w:rPr>
           <w:rFonts w:ascii="Courier New" w:eastAsia="Times New Roman" w:hAnsi="Courier New" w:cs="Courier New"/>
@@ -657,20 +518,7 @@
           <w:szCs w:val="20"/>
           <w14:ligatures w14:val="none"/>
         </w:rPr>
-        <w:t>set_params</w:t>
-      </w:r>
-      <w:proofErr w:type="spellEnd"/>
-      <w:r>
-        <w:rPr>
-          <w:rFonts w:ascii="Courier New" w:eastAsia="Times New Roman" w:hAnsi="Courier New" w:cs="Courier New"/>
-          <w:b/>
-          <w:bCs/>
-          <w:kern w:val="0"/>
-          <w:sz w:val="20"/>
-          <w:szCs w:val="20"/>
-          <w14:ligatures w14:val="none"/>
-        </w:rPr>
-        <w:t>(**params)</w:t>
+        <w:t>set_params(**params)</w:t>
       </w:r>
       <w:r>
         <w:rPr>
@@ -741,7 +589,6 @@
           <w14:ligatures w14:val="none"/>
         </w:rPr>
       </w:pPr>
-      <w:proofErr w:type="spellStart"/>
       <w:r>
         <w:rPr>
           <w:rFonts w:ascii="Courier New" w:eastAsia="Times New Roman" w:hAnsi="Courier New" w:cs="Courier New"/>
@@ -752,20 +599,7 @@
           <w:szCs w:val="20"/>
           <w14:ligatures w14:val="none"/>
         </w:rPr>
-        <w:t>get_metadata_routing</w:t>
-      </w:r>
-      <w:proofErr w:type="spellEnd"/>
-      <w:r>
-        <w:rPr>
-          <w:rFonts w:ascii="Courier New" w:eastAsia="Times New Roman" w:hAnsi="Courier New" w:cs="Courier New"/>
-          <w:b/>
-          <w:bCs/>
-          <w:kern w:val="0"/>
-          <w:sz w:val="20"/>
-          <w:szCs w:val="20"/>
-          <w14:ligatures w14:val="none"/>
-        </w:rPr>
-        <w:t>()</w:t>
+        <w:t>get_metadata_routing()</w:t>
       </w:r>
     </w:p>
     <w:p>
@@ -781,7 +615,6 @@
           <w14:ligatures w14:val="none"/>
         </w:rPr>
       </w:pPr>
-      <w:proofErr w:type="spellStart"/>
       <w:r>
         <w:rPr>
           <w:rFonts w:ascii="Courier New" w:eastAsia="Times New Roman" w:hAnsi="Courier New" w:cs="Courier New"/>
@@ -792,20 +625,7 @@
           <w:szCs w:val="20"/>
           <w14:ligatures w14:val="none"/>
         </w:rPr>
-        <w:t>set_fit_request</w:t>
-      </w:r>
-      <w:proofErr w:type="spellEnd"/>
-      <w:r>
-        <w:rPr>
-          <w:rFonts w:ascii="Courier New" w:eastAsia="Times New Roman" w:hAnsi="Courier New" w:cs="Courier New"/>
-          <w:b/>
-          <w:bCs/>
-          <w:kern w:val="0"/>
-          <w:sz w:val="20"/>
-          <w:szCs w:val="20"/>
-          <w14:ligatures w14:val="none"/>
-        </w:rPr>
-        <w:t>(...)</w:t>
+        <w:t>set_fit_request(...)</w:t>
       </w:r>
     </w:p>
     <w:p>
@@ -821,7 +641,6 @@
           <w14:ligatures w14:val="none"/>
         </w:rPr>
       </w:pPr>
-      <w:proofErr w:type="spellStart"/>
       <w:r>
         <w:rPr>
           <w:rFonts w:ascii="Courier New" w:eastAsia="Times New Roman" w:hAnsi="Courier New" w:cs="Courier New"/>
@@ -832,20 +651,7 @@
           <w:szCs w:val="20"/>
           <w14:ligatures w14:val="none"/>
         </w:rPr>
-        <w:t>set_predict_request</w:t>
-      </w:r>
-      <w:proofErr w:type="spellEnd"/>
-      <w:r>
-        <w:rPr>
-          <w:rFonts w:ascii="Courier New" w:eastAsia="Times New Roman" w:hAnsi="Courier New" w:cs="Courier New"/>
-          <w:b/>
-          <w:bCs/>
-          <w:kern w:val="0"/>
-          <w:sz w:val="20"/>
-          <w:szCs w:val="20"/>
-          <w14:ligatures w14:val="none"/>
-        </w:rPr>
-        <w:t>(...)</w:t>
+        <w:t>set_predict_request(...)</w:t>
       </w:r>
     </w:p>
     <w:p>
@@ -861,7 +667,6 @@
           <w14:ligatures w14:val="none"/>
         </w:rPr>
       </w:pPr>
-      <w:proofErr w:type="spellStart"/>
       <w:r>
         <w:rPr>
           <w:rFonts w:ascii="Courier New" w:eastAsia="Times New Roman" w:hAnsi="Courier New" w:cs="Courier New"/>
@@ -872,20 +677,7 @@
           <w:szCs w:val="20"/>
           <w14:ligatures w14:val="none"/>
         </w:rPr>
-        <w:t>set_score_request</w:t>
-      </w:r>
-      <w:proofErr w:type="spellEnd"/>
-      <w:r>
-        <w:rPr>
-          <w:rFonts w:ascii="Courier New" w:eastAsia="Times New Roman" w:hAnsi="Courier New" w:cs="Courier New"/>
-          <w:b/>
-          <w:bCs/>
-          <w:kern w:val="0"/>
-          <w:sz w:val="20"/>
-          <w:szCs w:val="20"/>
-          <w14:ligatures w14:val="none"/>
-        </w:rPr>
-        <w:t>(...)</w:t>
+        <w:t>set_score_request(...)</w:t>
       </w:r>
     </w:p>
     <w:p>
@@ -901,7 +693,6 @@
           <w14:ligatures w14:val="none"/>
         </w:rPr>
       </w:pPr>
-      <w:proofErr w:type="spellStart"/>
       <w:r>
         <w:rPr>
           <w:rFonts w:ascii="Courier New" w:eastAsia="Times New Roman" w:hAnsi="Courier New" w:cs="Courier New"/>
@@ -912,20 +703,7 @@
           <w:szCs w:val="20"/>
           <w14:ligatures w14:val="none"/>
         </w:rPr>
-        <w:t>set_params</w:t>
-      </w:r>
-      <w:proofErr w:type="spellEnd"/>
-      <w:r>
-        <w:rPr>
-          <w:rFonts w:ascii="Courier New" w:eastAsia="Times New Roman" w:hAnsi="Courier New" w:cs="Courier New"/>
-          <w:b/>
-          <w:bCs/>
-          <w:kern w:val="0"/>
-          <w:sz w:val="20"/>
-          <w:szCs w:val="20"/>
-          <w14:ligatures w14:val="none"/>
-        </w:rPr>
-        <w:t>(...)</w:t>
+        <w:t>set_params(...)</w:t>
       </w:r>
     </w:p>
     <w:p>
@@ -943,25 +721,7 @@
           <w:kern w:val="0"/>
           <w14:ligatures w14:val="none"/>
         </w:rPr>
-        <w:t>(These support scikit-</w:t>
-      </w:r>
-      <w:proofErr w:type="spellStart"/>
-      <w:r>
-        <w:rPr>
-          <w:rFonts w:ascii="Times New Roman" w:eastAsia="Times New Roman" w:hAnsi="Times New Roman" w:cs="Times New Roman"/>
-          <w:kern w:val="0"/>
-          <w14:ligatures w14:val="none"/>
-        </w:rPr>
-        <w:t>learn’s</w:t>
-      </w:r>
-      <w:proofErr w:type="spellEnd"/>
-      <w:r>
-        <w:rPr>
-          <w:rFonts w:ascii="Times New Roman" w:eastAsia="Times New Roman" w:hAnsi="Times New Roman" w:cs="Times New Roman"/>
-          <w:kern w:val="0"/>
-          <w14:ligatures w14:val="none"/>
-        </w:rPr>
-        <w:t xml:space="preserve"> metadata routing system.)</w:t>
+        <w:t>(These support scikit-learn’s metadata routing system.)</w:t>
       </w:r>
     </w:p>
     <w:p>
@@ -1101,7 +861,6 @@
           <w14:ligatures w14:val="none"/>
         </w:rPr>
       </w:pPr>
-      <w:proofErr w:type="spellStart"/>
       <w:r>
         <w:rPr>
           <w:rFonts w:ascii="Courier New" w:eastAsia="Times New Roman" w:hAnsi="Courier New" w:cs="Courier New"/>
@@ -1112,20 +871,7 @@
           <w:szCs w:val="20"/>
           <w14:ligatures w14:val="none"/>
         </w:rPr>
-        <w:t>effective_metric</w:t>
-      </w:r>
-      <w:proofErr w:type="spellEnd"/>
-      <w:r>
-        <w:rPr>
-          <w:rFonts w:ascii="Courier New" w:eastAsia="Times New Roman" w:hAnsi="Courier New" w:cs="Courier New"/>
-          <w:b/>
-          <w:bCs/>
-          <w:kern w:val="0"/>
-          <w:sz w:val="20"/>
-          <w:szCs w:val="20"/>
-          <w14:ligatures w14:val="none"/>
-        </w:rPr>
-        <w:t>_</w:t>
+        <w:t>effective_metric_</w:t>
       </w:r>
     </w:p>
     <w:p>
@@ -1141,7 +887,6 @@
           <w14:ligatures w14:val="none"/>
         </w:rPr>
       </w:pPr>
-      <w:proofErr w:type="spellStart"/>
       <w:r>
         <w:rPr>
           <w:rFonts w:ascii="Courier New" w:eastAsia="Times New Roman" w:hAnsi="Courier New" w:cs="Courier New"/>
@@ -1152,20 +897,7 @@
           <w:szCs w:val="20"/>
           <w14:ligatures w14:val="none"/>
         </w:rPr>
-        <w:t>effective_metric_params</w:t>
-      </w:r>
-      <w:proofErr w:type="spellEnd"/>
-      <w:r>
-        <w:rPr>
-          <w:rFonts w:ascii="Courier New" w:eastAsia="Times New Roman" w:hAnsi="Courier New" w:cs="Courier New"/>
-          <w:b/>
-          <w:bCs/>
-          <w:kern w:val="0"/>
-          <w:sz w:val="20"/>
-          <w:szCs w:val="20"/>
-          <w14:ligatures w14:val="none"/>
-        </w:rPr>
-        <w:t>_</w:t>
+        <w:t>effective_metric_params_</w:t>
       </w:r>
     </w:p>
     <w:p>
@@ -1181,7 +913,6 @@
           <w14:ligatures w14:val="none"/>
         </w:rPr>
       </w:pPr>
-      <w:proofErr w:type="spellStart"/>
       <w:r>
         <w:rPr>
           <w:rFonts w:ascii="Courier New" w:eastAsia="Times New Roman" w:hAnsi="Courier New" w:cs="Courier New"/>
@@ -1192,20 +923,7 @@
           <w:szCs w:val="20"/>
           <w14:ligatures w14:val="none"/>
         </w:rPr>
-        <w:t>n_features_in</w:t>
-      </w:r>
-      <w:proofErr w:type="spellEnd"/>
-      <w:r>
-        <w:rPr>
-          <w:rFonts w:ascii="Courier New" w:eastAsia="Times New Roman" w:hAnsi="Courier New" w:cs="Courier New"/>
-          <w:b/>
-          <w:bCs/>
-          <w:kern w:val="0"/>
-          <w:sz w:val="20"/>
-          <w:szCs w:val="20"/>
-          <w14:ligatures w14:val="none"/>
-        </w:rPr>
-        <w:t>_</w:t>
+        <w:t>n_features_in_</w:t>
       </w:r>
     </w:p>
     <w:p>
@@ -1221,7 +939,6 @@
           <w14:ligatures w14:val="none"/>
         </w:rPr>
       </w:pPr>
-      <w:proofErr w:type="spellStart"/>
       <w:r>
         <w:rPr>
           <w:rFonts w:ascii="Courier New" w:eastAsia="Times New Roman" w:hAnsi="Courier New" w:cs="Courier New"/>
@@ -1232,20 +949,7 @@
           <w:szCs w:val="20"/>
           <w14:ligatures w14:val="none"/>
         </w:rPr>
-        <w:t>feature_names_in</w:t>
-      </w:r>
-      <w:proofErr w:type="spellEnd"/>
-      <w:r>
-        <w:rPr>
-          <w:rFonts w:ascii="Courier New" w:eastAsia="Times New Roman" w:hAnsi="Courier New" w:cs="Courier New"/>
-          <w:b/>
-          <w:bCs/>
-          <w:kern w:val="0"/>
-          <w:sz w:val="20"/>
-          <w:szCs w:val="20"/>
-          <w14:ligatures w14:val="none"/>
-        </w:rPr>
-        <w:t>_</w:t>
+        <w:t>feature_names_in_</w:t>
       </w:r>
       <w:r>
         <w:rPr>
@@ -1340,42 +1044,8 @@
           <w:szCs w:val="20"/>
           <w14:ligatures w14:val="none"/>
         </w:rPr>
-        <w:t xml:space="preserve">from </w:t>
-      </w:r>
-      <w:proofErr w:type="spellStart"/>
-      <w:r>
-        <w:rPr>
-          <w:rFonts w:ascii="Courier New" w:eastAsia="Times New Roman" w:hAnsi="Courier New" w:cs="Courier New"/>
-          <w:kern w:val="0"/>
-          <w:sz w:val="20"/>
-          <w:szCs w:val="20"/>
-          <w14:ligatures w14:val="none"/>
-        </w:rPr>
-        <w:t>sklearn.neighbors</w:t>
-      </w:r>
-      <w:proofErr w:type="spellEnd"/>
-      <w:r>
-        <w:rPr>
-          <w:rFonts w:ascii="Courier New" w:eastAsia="Times New Roman" w:hAnsi="Courier New" w:cs="Courier New"/>
-          <w:kern w:val="0"/>
-          <w:sz w:val="20"/>
-          <w:szCs w:val="20"/>
-          <w14:ligatures w14:val="none"/>
-        </w:rPr>
-        <w:t xml:space="preserve"> import </w:t>
-      </w:r>
-      <w:proofErr w:type="spellStart"/>
-      <w:r>
-        <w:rPr>
-          <w:rFonts w:ascii="Courier New" w:eastAsia="Times New Roman" w:hAnsi="Courier New" w:cs="Courier New"/>
-          <w:kern w:val="0"/>
-          <w:sz w:val="20"/>
-          <w:szCs w:val="20"/>
-          <w14:ligatures w14:val="none"/>
-        </w:rPr>
-        <w:t>KNeighborsClassifier</w:t>
-      </w:r>
-      <w:proofErr w:type="spellEnd"/>
+        <w:t>from sklearn.neighbors import KNeighborsClassifier</w:t>
+      </w:r>
     </w:p>
     <w:p>
       <w:pPr>
@@ -1406,7 +1076,6 @@
           <w14:ligatures w14:val="none"/>
         </w:rPr>
       </w:pPr>
-      <w:proofErr w:type="spellStart"/>
       <w:r>
         <w:rPr>
           <w:rFonts w:ascii="Courier New" w:eastAsia="Times New Roman" w:hAnsi="Courier New" w:cs="Courier New"/>
@@ -1415,40 +1084,7 @@
           <w:szCs w:val="20"/>
           <w14:ligatures w14:val="none"/>
         </w:rPr>
-        <w:t>clf</w:t>
-      </w:r>
-      <w:proofErr w:type="spellEnd"/>
-      <w:r>
-        <w:rPr>
-          <w:rFonts w:ascii="Courier New" w:eastAsia="Times New Roman" w:hAnsi="Courier New" w:cs="Courier New"/>
-          <w:kern w:val="0"/>
-          <w:sz w:val="20"/>
-          <w:szCs w:val="20"/>
-          <w14:ligatures w14:val="none"/>
-        </w:rPr>
-        <w:t xml:space="preserve"> = </w:t>
-      </w:r>
-      <w:proofErr w:type="spellStart"/>
-      <w:r>
-        <w:rPr>
-          <w:rFonts w:ascii="Courier New" w:eastAsia="Times New Roman" w:hAnsi="Courier New" w:cs="Courier New"/>
-          <w:kern w:val="0"/>
-          <w:sz w:val="20"/>
-          <w:szCs w:val="20"/>
-          <w14:ligatures w14:val="none"/>
-        </w:rPr>
-        <w:t>KNeighborsClassifier</w:t>
-      </w:r>
-      <w:proofErr w:type="spellEnd"/>
-      <w:r>
-        <w:rPr>
-          <w:rFonts w:ascii="Courier New" w:eastAsia="Times New Roman" w:hAnsi="Courier New" w:cs="Courier New"/>
-          <w:kern w:val="0"/>
-          <w:sz w:val="20"/>
-          <w:szCs w:val="20"/>
-          <w14:ligatures w14:val="none"/>
-        </w:rPr>
-        <w:t>()</w:t>
+        <w:t>clf = KNeighborsClassifier()</w:t>
       </w:r>
     </w:p>
     <w:p>
@@ -1488,73 +1124,7 @@
           <w:szCs w:val="20"/>
           <w14:ligatures w14:val="none"/>
         </w:rPr>
-        <w:t xml:space="preserve">[m for m in </w:t>
-      </w:r>
-      <w:proofErr w:type="spellStart"/>
-      <w:r>
-        <w:rPr>
-          <w:rFonts w:ascii="Courier New" w:eastAsia="Times New Roman" w:hAnsi="Courier New" w:cs="Courier New"/>
-          <w:kern w:val="0"/>
-          <w:sz w:val="20"/>
-          <w:szCs w:val="20"/>
-          <w14:ligatures w14:val="none"/>
-        </w:rPr>
-        <w:t>dir</w:t>
-      </w:r>
-      <w:proofErr w:type="spellEnd"/>
-      <w:r>
-        <w:rPr>
-          <w:rFonts w:ascii="Courier New" w:eastAsia="Times New Roman" w:hAnsi="Courier New" w:cs="Courier New"/>
-          <w:kern w:val="0"/>
-          <w:sz w:val="20"/>
-          <w:szCs w:val="20"/>
-          <w14:ligatures w14:val="none"/>
-        </w:rPr>
-        <w:t>(</w:t>
-      </w:r>
-      <w:proofErr w:type="spellStart"/>
-      <w:r>
-        <w:rPr>
-          <w:rFonts w:ascii="Courier New" w:eastAsia="Times New Roman" w:hAnsi="Courier New" w:cs="Courier New"/>
-          <w:kern w:val="0"/>
-          <w:sz w:val="20"/>
-          <w:szCs w:val="20"/>
-          <w14:ligatures w14:val="none"/>
-        </w:rPr>
-        <w:t>clf</w:t>
-      </w:r>
-      <w:proofErr w:type="spellEnd"/>
-      <w:r>
-        <w:rPr>
-          <w:rFonts w:ascii="Courier New" w:eastAsia="Times New Roman" w:hAnsi="Courier New" w:cs="Courier New"/>
-          <w:kern w:val="0"/>
-          <w:sz w:val="20"/>
-          <w:szCs w:val="20"/>
-          <w14:ligatures w14:val="none"/>
-        </w:rPr>
-        <w:t xml:space="preserve">) if not </w:t>
-      </w:r>
-      <w:proofErr w:type="spellStart"/>
-      <w:r>
-        <w:rPr>
-          <w:rFonts w:ascii="Courier New" w:eastAsia="Times New Roman" w:hAnsi="Courier New" w:cs="Courier New"/>
-          <w:kern w:val="0"/>
-          <w:sz w:val="20"/>
-          <w:szCs w:val="20"/>
-          <w14:ligatures w14:val="none"/>
-        </w:rPr>
-        <w:t>m.startswith</w:t>
-      </w:r>
-      <w:proofErr w:type="spellEnd"/>
-      <w:r>
-        <w:rPr>
-          <w:rFonts w:ascii="Courier New" w:eastAsia="Times New Roman" w:hAnsi="Courier New" w:cs="Courier New"/>
-          <w:kern w:val="0"/>
-          <w:sz w:val="20"/>
-          <w:szCs w:val="20"/>
-          <w14:ligatures w14:val="none"/>
-        </w:rPr>
-        <w:t>("_")]</w:t>
+        <w:t>[m for m in dir(clf) if not m.startswith("_")]</w:t>
       </w:r>
     </w:p>
     <w:p>
@@ -1593,6 +1163,12 @@
       </w:pPr>
     </w:p>
     <w:sectPr>
+      <w:headerReference w:type="even" r:id="rId7"/>
+      <w:headerReference w:type="default" r:id="rId8"/>
+      <w:footerReference w:type="even" r:id="rId9"/>
+      <w:footerReference w:type="default" r:id="rId10"/>
+      <w:headerReference w:type="first" r:id="rId11"/>
+      <w:footerReference w:type="first" r:id="rId12"/>
       <w:pgSz w:w="12240" w:h="15840"/>
       <w:pgMar w:top="1440" w:right="1440" w:bottom="1440" w:left="1440" w:header="720" w:footer="720" w:gutter="0"/>
       <w:cols w:space="720"/>
@@ -1602,8 +1178,223 @@
 </w:document>
 </file>
 
+<file path=word/endnotes.xml><?xml version="1.0" encoding="utf-8"?>
+<w:endnotes xmlns:wpc="http://schemas.microsoft.com/office/word/2010/wordprocessingCanvas" xmlns:cx="http://schemas.microsoft.com/office/drawing/2014/chartex" xmlns:cx1="http://schemas.microsoft.com/office/drawing/2015/9/8/chartex" xmlns:cx2="http://schemas.microsoft.com/office/drawing/2015/10/21/chartex" xmlns:cx3="http://schemas.microsoft.com/office/drawing/2016/5/9/chartex" xmlns:cx4="http://schemas.microsoft.com/office/drawing/2016/5/10/chartex" xmlns:cx5="http://schemas.microsoft.com/office/drawing/2016/5/11/chartex" xmlns:cx6="http://schemas.microsoft.com/office/drawing/2016/5/12/chartex" xmlns:cx7="http://schemas.microsoft.com/office/drawing/2016/5/13/chartex" xmlns:cx8="http://schemas.microsoft.com/office/drawing/2016/5/14/chartex" xmlns:mc="http://schemas.openxmlformats.org/markup-compatibility/2006" xmlns:aink="http://schemas.microsoft.com/office/drawing/2016/ink" xmlns:am3d="http://schemas.microsoft.com/office/drawing/2017/model3d" xmlns:o="urn:schemas-microsoft-com:office:office" xmlns:oel="http://schemas.microsoft.com/office/2019/extlst" xmlns:r="http://schemas.openxmlformats.org/officeDocument/2006/relationships" xmlns:m="http://schemas.openxmlformats.org/officeDocument/2006/math" xmlns:v="urn:schemas-microsoft-com:vml" xmlns:wp14="http://schemas.microsoft.com/office/word/2010/wordprocessingDrawing" xmlns:wp="http://schemas.openxmlformats.org/drawingml/2006/wordprocessingDrawing" xmlns:w10="urn:schemas-microsoft-com:office:word" xmlns:w="http://schemas.openxmlformats.org/wordprocessingml/2006/main" xmlns:w14="http://schemas.microsoft.com/office/word/2010/wordml" xmlns:w15="http://schemas.microsoft.com/office/word/2012/wordml" xmlns:w16cei="http://schemas.microsoft.com/office/word/2026/wordml/cei" xmlns:w16cex="http://schemas.microsoft.com/office/word/2018/wordml/cex" xmlns:w16cid="http://schemas.microsoft.com/office/word/2016/wordml/cid" xmlns:w16="http://schemas.microsoft.com/office/word/2018/wordml" xmlns:w16du="http://schemas.microsoft.com/office/word/2023/wordml/word16du" xmlns:w16sdtdh="http://schemas.microsoft.com/office/word/2020/wordml/sdtdatahash" xmlns:w16sdtfl="http://schemas.microsoft.com/office/word/2024/wordml/sdtformatlock" xmlns:w16se="http://schemas.microsoft.com/office/word/2015/wordml/symex" xmlns:wpg="http://schemas.microsoft.com/office/word/2010/wordprocessingGroup" xmlns:wpi="http://schemas.microsoft.com/office/word/2010/wordprocessingInk" xmlns:wne="http://schemas.microsoft.com/office/word/2006/wordml" xmlns:wps="http://schemas.microsoft.com/office/word/2010/wordprocessingShape" mc:Ignorable="w14 w15 w16se w16cid w16 w16cex w16sdtdh w16sdtfl w16du wp14">
+  <w:endnote w:type="separator" w:id="-1">
+    <w:p>
+      <w:pPr>
+        <w:spacing w:after="0" w:line="240" w:lineRule="auto"/>
+      </w:pPr>
+      <w:r>
+        <w:separator/>
+      </w:r>
+    </w:p>
+  </w:endnote>
+  <w:endnote w:type="continuationSeparator" w:id="0">
+    <w:p>
+      <w:pPr>
+        <w:spacing w:after="0" w:line="240" w:lineRule="auto"/>
+      </w:pPr>
+      <w:r>
+        <w:continuationSeparator/>
+      </w:r>
+    </w:p>
+  </w:endnote>
+</w:endnotes>
+</file>
+
+<file path=word/footer1.xml><?xml version="1.0" encoding="utf-8"?>
+<w:ftr xmlns:wpc="http://schemas.microsoft.com/office/word/2010/wordprocessingCanvas" xmlns:cx="http://schemas.microsoft.com/office/drawing/2014/chartex" xmlns:cx1="http://schemas.microsoft.com/office/drawing/2015/9/8/chartex" xmlns:cx2="http://schemas.microsoft.com/office/drawing/2015/10/21/chartex" xmlns:cx3="http://schemas.microsoft.com/office/drawing/2016/5/9/chartex" xmlns:cx4="http://schemas.microsoft.com/office/drawing/2016/5/10/chartex" xmlns:cx5="http://schemas.microsoft.com/office/drawing/2016/5/11/chartex" xmlns:cx6="http://schemas.microsoft.com/office/drawing/2016/5/12/chartex" xmlns:cx7="http://schemas.microsoft.com/office/drawing/2016/5/13/chartex" xmlns:cx8="http://schemas.microsoft.com/office/drawing/2016/5/14/chartex" xmlns:mc="http://schemas.openxmlformats.org/markup-compatibility/2006" xmlns:aink="http://schemas.microsoft.com/office/drawing/2016/ink" xmlns:am3d="http://schemas.microsoft.com/office/drawing/2017/model3d" xmlns:o="urn:schemas-microsoft-com:office:office" xmlns:oel="http://schemas.microsoft.com/office/2019/extlst" xmlns:r="http://schemas.openxmlformats.org/officeDocument/2006/relationships" xmlns:m="http://schemas.openxmlformats.org/officeDocument/2006/math" xmlns:v="urn:schemas-microsoft-com:vml" xmlns:wp14="http://schemas.microsoft.com/office/word/2010/wordprocessingDrawing" xmlns:wp="http://schemas.openxmlformats.org/drawingml/2006/wordprocessingDrawing" xmlns:w10="urn:schemas-microsoft-com:office:word" xmlns:w="http://schemas.openxmlformats.org/wordprocessingml/2006/main" xmlns:w14="http://schemas.microsoft.com/office/word/2010/wordml" xmlns:w15="http://schemas.microsoft.com/office/word/2012/wordml" xmlns:w16cei="http://schemas.microsoft.com/office/word/2026/wordml/cei" xmlns:w16cex="http://schemas.microsoft.com/office/word/2018/wordml/cex" xmlns:w16cid="http://schemas.microsoft.com/office/word/2016/wordml/cid" xmlns:w16="http://schemas.microsoft.com/office/word/2018/wordml" xmlns:w16du="http://schemas.microsoft.com/office/word/2023/wordml/word16du" xmlns:w16sdtdh="http://schemas.microsoft.com/office/word/2020/wordml/sdtdatahash" xmlns:w16sdtfl="http://schemas.microsoft.com/office/word/2024/wordml/sdtformatlock" xmlns:w16se="http://schemas.microsoft.com/office/word/2015/wordml/symex" xmlns:wpg="http://schemas.microsoft.com/office/word/2010/wordprocessingGroup" xmlns:wpi="http://schemas.microsoft.com/office/word/2010/wordprocessingInk" xmlns:wne="http://schemas.microsoft.com/office/word/2006/wordml" xmlns:wps="http://schemas.microsoft.com/office/word/2010/wordprocessingShape" mc:Ignorable="w14 w15 w16se w16cid w16 w16cex w16sdtdh w16sdtfl w16du wp14">
+  <w:p>
+    <w:pPr>
+      <w:pStyle w:val="Footer"/>
+    </w:pPr>
+  </w:p>
+</w:ftr>
+</file>
+
+<file path=word/footer2.xml><?xml version="1.0" encoding="utf-8"?>
+<w:ftr xmlns:wpc="http://schemas.microsoft.com/office/word/2010/wordprocessingCanvas" xmlns:cx="http://schemas.microsoft.com/office/drawing/2014/chartex" xmlns:cx1="http://schemas.microsoft.com/office/drawing/2015/9/8/chartex" xmlns:cx2="http://schemas.microsoft.com/office/drawing/2015/10/21/chartex" xmlns:cx3="http://schemas.microsoft.com/office/drawing/2016/5/9/chartex" xmlns:cx4="http://schemas.microsoft.com/office/drawing/2016/5/10/chartex" xmlns:cx5="http://schemas.microsoft.com/office/drawing/2016/5/11/chartex" xmlns:cx6="http://schemas.microsoft.com/office/drawing/2016/5/12/chartex" xmlns:cx7="http://schemas.microsoft.com/office/drawing/2016/5/13/chartex" xmlns:cx8="http://schemas.microsoft.com/office/drawing/2016/5/14/chartex" xmlns:mc="http://schemas.openxmlformats.org/markup-compatibility/2006" xmlns:aink="http://schemas.microsoft.com/office/drawing/2016/ink" xmlns:am3d="http://schemas.microsoft.com/office/drawing/2017/model3d" xmlns:o="urn:schemas-microsoft-com:office:office" xmlns:oel="http://schemas.microsoft.com/office/2019/extlst" xmlns:r="http://schemas.openxmlformats.org/officeDocument/2006/relationships" xmlns:m="http://schemas.openxmlformats.org/officeDocument/2006/math" xmlns:v="urn:schemas-microsoft-com:vml" xmlns:wp14="http://schemas.microsoft.com/office/word/2010/wordprocessingDrawing" xmlns:wp="http://schemas.openxmlformats.org/drawingml/2006/wordprocessingDrawing" xmlns:w10="urn:schemas-microsoft-com:office:word" xmlns:w="http://schemas.openxmlformats.org/wordprocessingml/2006/main" xmlns:w14="http://schemas.microsoft.com/office/word/2010/wordml" xmlns:w15="http://schemas.microsoft.com/office/word/2012/wordml" xmlns:w16cei="http://schemas.microsoft.com/office/word/2026/wordml/cei" xmlns:w16cex="http://schemas.microsoft.com/office/word/2018/wordml/cex" xmlns:w16cid="http://schemas.microsoft.com/office/word/2016/wordml/cid" xmlns:w16="http://schemas.microsoft.com/office/word/2018/wordml" xmlns:w16du="http://schemas.microsoft.com/office/word/2023/wordml/word16du" xmlns:w16sdtdh="http://schemas.microsoft.com/office/word/2020/wordml/sdtdatahash" xmlns:w16sdtfl="http://schemas.microsoft.com/office/word/2024/wordml/sdtformatlock" xmlns:w16se="http://schemas.microsoft.com/office/word/2015/wordml/symex" xmlns:wpg="http://schemas.microsoft.com/office/word/2010/wordprocessingGroup" xmlns:wpi="http://schemas.microsoft.com/office/word/2010/wordprocessingInk" xmlns:wne="http://schemas.microsoft.com/office/word/2006/wordml" xmlns:wps="http://schemas.microsoft.com/office/word/2010/wordprocessingShape" mc:Ignorable="w14 w15 w16se w16cid w16 w16cex w16sdtdh w16sdtfl w16du wp14">
+  <w:p>
+    <w:pPr>
+      <w:pStyle w:val="Footer"/>
+    </w:pPr>
+  </w:p>
+</w:ftr>
+</file>
+
+<file path=word/footer3.xml><?xml version="1.0" encoding="utf-8"?>
+<w:ftr xmlns:wpc="http://schemas.microsoft.com/office/word/2010/wordprocessingCanvas" xmlns:cx="http://schemas.microsoft.com/office/drawing/2014/chartex" xmlns:cx1="http://schemas.microsoft.com/office/drawing/2015/9/8/chartex" xmlns:cx2="http://schemas.microsoft.com/office/drawing/2015/10/21/chartex" xmlns:cx3="http://schemas.microsoft.com/office/drawing/2016/5/9/chartex" xmlns:cx4="http://schemas.microsoft.com/office/drawing/2016/5/10/chartex" xmlns:cx5="http://schemas.microsoft.com/office/drawing/2016/5/11/chartex" xmlns:cx6="http://schemas.microsoft.com/office/drawing/2016/5/12/chartex" xmlns:cx7="http://schemas.microsoft.com/office/drawing/2016/5/13/chartex" xmlns:cx8="http://schemas.microsoft.com/office/drawing/2016/5/14/chartex" xmlns:mc="http://schemas.openxmlformats.org/markup-compatibility/2006" xmlns:aink="http://schemas.microsoft.com/office/drawing/2016/ink" xmlns:am3d="http://schemas.microsoft.com/office/drawing/2017/model3d" xmlns:o="urn:schemas-microsoft-com:office:office" xmlns:oel="http://schemas.microsoft.com/office/2019/extlst" xmlns:r="http://schemas.openxmlformats.org/officeDocument/2006/relationships" xmlns:m="http://schemas.openxmlformats.org/officeDocument/2006/math" xmlns:v="urn:schemas-microsoft-com:vml" xmlns:wp14="http://schemas.microsoft.com/office/word/2010/wordprocessingDrawing" xmlns:wp="http://schemas.openxmlformats.org/drawingml/2006/wordprocessingDrawing" xmlns:w10="urn:schemas-microsoft-com:office:word" xmlns:w="http://schemas.openxmlformats.org/wordprocessingml/2006/main" xmlns:w14="http://schemas.microsoft.com/office/word/2010/wordml" xmlns:w15="http://schemas.microsoft.com/office/word/2012/wordml" xmlns:w16cei="http://schemas.microsoft.com/office/word/2026/wordml/cei" xmlns:w16cex="http://schemas.microsoft.com/office/word/2018/wordml/cex" xmlns:w16cid="http://schemas.microsoft.com/office/word/2016/wordml/cid" xmlns:w16="http://schemas.microsoft.com/office/word/2018/wordml" xmlns:w16du="http://schemas.microsoft.com/office/word/2023/wordml/word16du" xmlns:w16sdtdh="http://schemas.microsoft.com/office/word/2020/wordml/sdtdatahash" xmlns:w16sdtfl="http://schemas.microsoft.com/office/word/2024/wordml/sdtformatlock" xmlns:w16se="http://schemas.microsoft.com/office/word/2015/wordml/symex" xmlns:wpg="http://schemas.microsoft.com/office/word/2010/wordprocessingGroup" xmlns:wpi="http://schemas.microsoft.com/office/word/2010/wordprocessingInk" xmlns:wne="http://schemas.microsoft.com/office/word/2006/wordml" xmlns:wps="http://schemas.microsoft.com/office/word/2010/wordprocessingShape" mc:Ignorable="w14 w15 w16se w16cid w16 w16cex w16sdtdh w16sdtfl w16du wp14">
+  <w:p>
+    <w:pPr>
+      <w:pStyle w:val="Footer"/>
+    </w:pPr>
+  </w:p>
+</w:ftr>
+</file>
+
+<file path=word/footnotes.xml><?xml version="1.0" encoding="utf-8"?>
+<w:footnotes xmlns:wpc="http://schemas.microsoft.com/office/word/2010/wordprocessingCanvas" xmlns:cx="http://schemas.microsoft.com/office/drawing/2014/chartex" xmlns:cx1="http://schemas.microsoft.com/office/drawing/2015/9/8/chartex" xmlns:cx2="http://schemas.microsoft.com/office/drawing/2015/10/21/chartex" xmlns:cx3="http://schemas.microsoft.com/office/drawing/2016/5/9/chartex" xmlns:cx4="http://schemas.microsoft.com/office/drawing/2016/5/10/chartex" xmlns:cx5="http://schemas.microsoft.com/office/drawing/2016/5/11/chartex" xmlns:cx6="http://schemas.microsoft.com/office/drawing/2016/5/12/chartex" xmlns:cx7="http://schemas.microsoft.com/office/drawing/2016/5/13/chartex" xmlns:cx8="http://schemas.microsoft.com/office/drawing/2016/5/14/chartex" xmlns:mc="http://schemas.openxmlformats.org/markup-compatibility/2006" xmlns:aink="http://schemas.microsoft.com/office/drawing/2016/ink" xmlns:am3d="http://schemas.microsoft.com/office/drawing/2017/model3d" xmlns:o="urn:schemas-microsoft-com:office:office" xmlns:oel="http://schemas.microsoft.com/office/2019/extlst" xmlns:r="http://schemas.openxmlformats.org/officeDocument/2006/relationships" xmlns:m="http://schemas.openxmlformats.org/officeDocument/2006/math" xmlns:v="urn:schemas-microsoft-com:vml" xmlns:wp14="http://schemas.microsoft.com/office/word/2010/wordprocessingDrawing" xmlns:wp="http://schemas.openxmlformats.org/drawingml/2006/wordprocessingDrawing" xmlns:w10="urn:schemas-microsoft-com:office:word" xmlns:w="http://schemas.openxmlformats.org/wordprocessingml/2006/main" xmlns:w14="http://schemas.microsoft.com/office/word/2010/wordml" xmlns:w15="http://schemas.microsoft.com/office/word/2012/wordml" xmlns:w16cei="http://schemas.microsoft.com/office/word/2026/wordml/cei" xmlns:w16cex="http://schemas.microsoft.com/office/word/2018/wordml/cex" xmlns:w16cid="http://schemas.microsoft.com/office/word/2016/wordml/cid" xmlns:w16="http://schemas.microsoft.com/office/word/2018/wordml" xmlns:w16du="http://schemas.microsoft.com/office/word/2023/wordml/word16du" xmlns:w16sdtdh="http://schemas.microsoft.com/office/word/2020/wordml/sdtdatahash" xmlns:w16sdtfl="http://schemas.microsoft.com/office/word/2024/wordml/sdtformatlock" xmlns:w16se="http://schemas.microsoft.com/office/word/2015/wordml/symex" xmlns:wpg="http://schemas.microsoft.com/office/word/2010/wordprocessingGroup" xmlns:wpi="http://schemas.microsoft.com/office/word/2010/wordprocessingInk" xmlns:wne="http://schemas.microsoft.com/office/word/2006/wordml" xmlns:wps="http://schemas.microsoft.com/office/word/2010/wordprocessingShape" mc:Ignorable="w14 w15 w16se w16cid w16 w16cex w16sdtdh w16sdtfl w16du wp14">
+  <w:footnote w:type="separator" w:id="-1">
+    <w:p>
+      <w:pPr>
+        <w:spacing w:after="0" w:line="240" w:lineRule="auto"/>
+      </w:pPr>
+      <w:r>
+        <w:separator/>
+      </w:r>
+    </w:p>
+  </w:footnote>
+  <w:footnote w:type="continuationSeparator" w:id="0">
+    <w:p>
+      <w:pPr>
+        <w:spacing w:after="0" w:line="240" w:lineRule="auto"/>
+      </w:pPr>
+      <w:r>
+        <w:continuationSeparator/>
+      </w:r>
+    </w:p>
+  </w:footnote>
+</w:footnotes>
+</file>
+
+<file path=word/header1.xml><?xml version="1.0" encoding="utf-8"?>
+<w:hdr xmlns:wpc="http://schemas.microsoft.com/office/word/2010/wordprocessingCanvas" xmlns:cx="http://schemas.microsoft.com/office/drawing/2014/chartex" xmlns:cx1="http://schemas.microsoft.com/office/drawing/2015/9/8/chartex" xmlns:cx2="http://schemas.microsoft.com/office/drawing/2015/10/21/chartex" xmlns:cx3="http://schemas.microsoft.com/office/drawing/2016/5/9/chartex" xmlns:cx4="http://schemas.microsoft.com/office/drawing/2016/5/10/chartex" xmlns:cx5="http://schemas.microsoft.com/office/drawing/2016/5/11/chartex" xmlns:cx6="http://schemas.microsoft.com/office/drawing/2016/5/12/chartex" xmlns:cx7="http://schemas.microsoft.com/office/drawing/2016/5/13/chartex" xmlns:cx8="http://schemas.microsoft.com/office/drawing/2016/5/14/chartex" xmlns:mc="http://schemas.openxmlformats.org/markup-compatibility/2006" xmlns:aink="http://schemas.microsoft.com/office/drawing/2016/ink" xmlns:am3d="http://schemas.microsoft.com/office/drawing/2017/model3d" xmlns:o="urn:schemas-microsoft-com:office:office" xmlns:oel="http://schemas.microsoft.com/office/2019/extlst" xmlns:r="http://schemas.openxmlformats.org/officeDocument/2006/relationships" xmlns:m="http://schemas.openxmlformats.org/officeDocument/2006/math" xmlns:v="urn:schemas-microsoft-com:vml" xmlns:wp14="http://schemas.microsoft.com/office/word/2010/wordprocessingDrawing" xmlns:wp="http://schemas.openxmlformats.org/drawingml/2006/wordprocessingDrawing" xmlns:w10="urn:schemas-microsoft-com:office:word" xmlns:w="http://schemas.openxmlformats.org/wordprocessingml/2006/main" xmlns:w14="http://schemas.microsoft.com/office/word/2010/wordml" xmlns:w15="http://schemas.microsoft.com/office/word/2012/wordml" xmlns:w16cei="http://schemas.microsoft.com/office/word/2026/wordml/cei" xmlns:w16cex="http://schemas.microsoft.com/office/word/2018/wordml/cex" xmlns:w16cid="http://schemas.microsoft.com/office/word/2016/wordml/cid" xmlns:w16="http://schemas.microsoft.com/office/word/2018/wordml" xmlns:w16du="http://schemas.microsoft.com/office/word/2023/wordml/word16du" xmlns:w16sdtdh="http://schemas.microsoft.com/office/word/2020/wordml/sdtdatahash" xmlns:w16sdtfl="http://schemas.microsoft.com/office/word/2024/wordml/sdtformatlock" xmlns:w16se="http://schemas.microsoft.com/office/word/2015/wordml/symex" xmlns:wpg="http://schemas.microsoft.com/office/word/2010/wordprocessingGroup" xmlns:wpi="http://schemas.microsoft.com/office/word/2010/wordprocessingInk" xmlns:wne="http://schemas.microsoft.com/office/word/2006/wordml" xmlns:wps="http://schemas.microsoft.com/office/word/2010/wordprocessingShape" mc:Ignorable="w14 w15 w16se w16cid w16 w16cex w16sdtdh w16sdtfl w16du wp14">
+  <w:p>
+    <w:pPr>
+      <w:pStyle w:val="Header"/>
+    </w:pPr>
+    <w:r>
+      <w:rPr>
+        <w:noProof/>
+      </w:rPr>
+      <w:pict w14:anchorId="0FA19B63">
+        <v:shapetype id="_x0000_t136" coordsize="21600,21600" o:spt="136" adj="10800" path="m@7,l@8,m@5,21600l@6,21600e">
+          <v:formulas>
+            <v:f eqn="sum #0 0 10800"/>
+            <v:f eqn="prod #0 2 1"/>
+            <v:f eqn="sum 21600 0 @1"/>
+            <v:f eqn="sum 0 0 @2"/>
+            <v:f eqn="sum 21600 0 @3"/>
+            <v:f eqn="if @0 @3 0"/>
+            <v:f eqn="if @0 21600 @1"/>
+            <v:f eqn="if @0 0 @2"/>
+            <v:f eqn="if @0 @4 21600"/>
+            <v:f eqn="mid @5 @6"/>
+            <v:f eqn="mid @8 @5"/>
+            <v:f eqn="mid @7 @8"/>
+            <v:f eqn="mid @6 @7"/>
+            <v:f eqn="sum @6 0 @5"/>
+          </v:formulas>
+          <v:path textpathok="t" o:connecttype="custom" o:connectlocs="@9,0;@10,10800;@11,21600;@12,10800" o:connectangles="270,180,90,0"/>
+          <v:textpath on="t" fitshape="t"/>
+          <v:handles>
+            <v:h position="#0,bottomRight" xrange="6629,14971"/>
+          </v:handles>
+          <o:lock v:ext="edit" text="t" shapetype="t"/>
+        </v:shapetype>
+        <v:shape id="PowerPlusWaterMarkObject54020797" o:spid="_x0000_s1026" type="#_x0000_t136" style="position:absolute;margin-left:0;margin-top:0;width:324.5pt;height:66pt;rotation:315;z-index:-251655168;mso-position-horizontal:center;mso-position-horizontal-relative:margin;mso-position-vertical:center;mso-position-vertical-relative:margin" o:allowincell="f" fillcolor="silver" stroked="f">
+          <v:fill opacity=".5"/>
+          <v:textpath style="font-family:&quot;Calibri&quot;;font-size:54pt" string="Jay Wijesekera"/>
+        </v:shape>
+      </w:pict>
+    </w:r>
+  </w:p>
+</w:hdr>
+</file>
+
+<file path=word/header2.xml><?xml version="1.0" encoding="utf-8"?>
+<w:hdr xmlns:wpc="http://schemas.microsoft.com/office/word/2010/wordprocessingCanvas" xmlns:cx="http://schemas.microsoft.com/office/drawing/2014/chartex" xmlns:cx1="http://schemas.microsoft.com/office/drawing/2015/9/8/chartex" xmlns:cx2="http://schemas.microsoft.com/office/drawing/2015/10/21/chartex" xmlns:cx3="http://schemas.microsoft.com/office/drawing/2016/5/9/chartex" xmlns:cx4="http://schemas.microsoft.com/office/drawing/2016/5/10/chartex" xmlns:cx5="http://schemas.microsoft.com/office/drawing/2016/5/11/chartex" xmlns:cx6="http://schemas.microsoft.com/office/drawing/2016/5/12/chartex" xmlns:cx7="http://schemas.microsoft.com/office/drawing/2016/5/13/chartex" xmlns:cx8="http://schemas.microsoft.com/office/drawing/2016/5/14/chartex" xmlns:mc="http://schemas.openxmlformats.org/markup-compatibility/2006" xmlns:aink="http://schemas.microsoft.com/office/drawing/2016/ink" xmlns:am3d="http://schemas.microsoft.com/office/drawing/2017/model3d" xmlns:o="urn:schemas-microsoft-com:office:office" xmlns:oel="http://schemas.microsoft.com/office/2019/extlst" xmlns:r="http://schemas.openxmlformats.org/officeDocument/2006/relationships" xmlns:m="http://schemas.openxmlformats.org/officeDocument/2006/math" xmlns:v="urn:schemas-microsoft-com:vml" xmlns:wp14="http://schemas.microsoft.com/office/word/2010/wordprocessingDrawing" xmlns:wp="http://schemas.openxmlformats.org/drawingml/2006/wordprocessingDrawing" xmlns:w10="urn:schemas-microsoft-com:office:word" xmlns:w="http://schemas.openxmlformats.org/wordprocessingml/2006/main" xmlns:w14="http://schemas.microsoft.com/office/word/2010/wordml" xmlns:w15="http://schemas.microsoft.com/office/word/2012/wordml" xmlns:w16cei="http://schemas.microsoft.com/office/word/2026/wordml/cei" xmlns:w16cex="http://schemas.microsoft.com/office/word/2018/wordml/cex" xmlns:w16cid="http://schemas.microsoft.com/office/word/2016/wordml/cid" xmlns:w16="http://schemas.microsoft.com/office/word/2018/wordml" xmlns:w16du="http://schemas.microsoft.com/office/word/2023/wordml/word16du" xmlns:w16sdtdh="http://schemas.microsoft.com/office/word/2020/wordml/sdtdatahash" xmlns:w16sdtfl="http://schemas.microsoft.com/office/word/2024/wordml/sdtformatlock" xmlns:w16se="http://schemas.microsoft.com/office/word/2015/wordml/symex" xmlns:wpg="http://schemas.microsoft.com/office/word/2010/wordprocessingGroup" xmlns:wpi="http://schemas.microsoft.com/office/word/2010/wordprocessingInk" xmlns:wne="http://schemas.microsoft.com/office/word/2006/wordml" xmlns:wps="http://schemas.microsoft.com/office/word/2010/wordprocessingShape" mc:Ignorable="w14 w15 w16se w16cid w16 w16cex w16sdtdh w16sdtfl w16du wp14">
+  <w:p>
+    <w:pPr>
+      <w:pStyle w:val="Header"/>
+    </w:pPr>
+    <w:r>
+      <w:rPr>
+        <w:noProof/>
+      </w:rPr>
+      <w:pict w14:anchorId="112E5167">
+        <v:shapetype id="_x0000_t136" coordsize="21600,21600" o:spt="136" adj="10800" path="m@7,l@8,m@5,21600l@6,21600e">
+          <v:formulas>
+            <v:f eqn="sum #0 0 10800"/>
+            <v:f eqn="prod #0 2 1"/>
+            <v:f eqn="sum 21600 0 @1"/>
+            <v:f eqn="sum 0 0 @2"/>
+            <v:f eqn="sum 21600 0 @3"/>
+            <v:f eqn="if @0 @3 0"/>
+            <v:f eqn="if @0 21600 @1"/>
+            <v:f eqn="if @0 0 @2"/>
+            <v:f eqn="if @0 @4 21600"/>
+            <v:f eqn="mid @5 @6"/>
+            <v:f eqn="mid @8 @5"/>
+            <v:f eqn="mid @7 @8"/>
+            <v:f eqn="mid @6 @7"/>
+            <v:f eqn="sum @6 0 @5"/>
+          </v:formulas>
+          <v:path textpathok="t" o:connecttype="custom" o:connectlocs="@9,0;@10,10800;@11,21600;@12,10800" o:connectangles="270,180,90,0"/>
+          <v:textpath on="t" fitshape="t"/>
+          <v:handles>
+            <v:h position="#0,bottomRight" xrange="6629,14971"/>
+          </v:handles>
+          <o:lock v:ext="edit" text="t" shapetype="t"/>
+        </v:shapetype>
+        <v:shape id="PowerPlusWaterMarkObject54020798" o:spid="_x0000_s1027" type="#_x0000_t136" style="position:absolute;margin-left:0;margin-top:0;width:324.5pt;height:66pt;rotation:315;z-index:-251653120;mso-position-horizontal:center;mso-position-horizontal-relative:margin;mso-position-vertical:center;mso-position-vertical-relative:margin" o:allowincell="f" fillcolor="silver" stroked="f">
+          <v:fill opacity=".5"/>
+          <v:textpath style="font-family:&quot;Calibri&quot;;font-size:54pt" string="Jay Wijesekera"/>
+        </v:shape>
+      </w:pict>
+    </w:r>
+  </w:p>
+</w:hdr>
+</file>
+
+<file path=word/header3.xml><?xml version="1.0" encoding="utf-8"?>
+<w:hdr xmlns:wpc="http://schemas.microsoft.com/office/word/2010/wordprocessingCanvas" xmlns:cx="http://schemas.microsoft.com/office/drawing/2014/chartex" xmlns:cx1="http://schemas.microsoft.com/office/drawing/2015/9/8/chartex" xmlns:cx2="http://schemas.microsoft.com/office/drawing/2015/10/21/chartex" xmlns:cx3="http://schemas.microsoft.com/office/drawing/2016/5/9/chartex" xmlns:cx4="http://schemas.microsoft.com/office/drawing/2016/5/10/chartex" xmlns:cx5="http://schemas.microsoft.com/office/drawing/2016/5/11/chartex" xmlns:cx6="http://schemas.microsoft.com/office/drawing/2016/5/12/chartex" xmlns:cx7="http://schemas.microsoft.com/office/drawing/2016/5/13/chartex" xmlns:cx8="http://schemas.microsoft.com/office/drawing/2016/5/14/chartex" xmlns:mc="http://schemas.openxmlformats.org/markup-compatibility/2006" xmlns:aink="http://schemas.microsoft.com/office/drawing/2016/ink" xmlns:am3d="http://schemas.microsoft.com/office/drawing/2017/model3d" xmlns:o="urn:schemas-microsoft-com:office:office" xmlns:oel="http://schemas.microsoft.com/office/2019/extlst" xmlns:r="http://schemas.openxmlformats.org/officeDocument/2006/relationships" xmlns:m="http://schemas.openxmlformats.org/officeDocument/2006/math" xmlns:v="urn:schemas-microsoft-com:vml" xmlns:wp14="http://schemas.microsoft.com/office/word/2010/wordprocessingDrawing" xmlns:wp="http://schemas.openxmlformats.org/drawingml/2006/wordprocessingDrawing" xmlns:w10="urn:schemas-microsoft-com:office:word" xmlns:w="http://schemas.openxmlformats.org/wordprocessingml/2006/main" xmlns:w14="http://schemas.microsoft.com/office/word/2010/wordml" xmlns:w15="http://schemas.microsoft.com/office/word/2012/wordml" xmlns:w16cei="http://schemas.microsoft.com/office/word/2026/wordml/cei" xmlns:w16cex="http://schemas.microsoft.com/office/word/2018/wordml/cex" xmlns:w16cid="http://schemas.microsoft.com/office/word/2016/wordml/cid" xmlns:w16="http://schemas.microsoft.com/office/word/2018/wordml" xmlns:w16du="http://schemas.microsoft.com/office/word/2023/wordml/word16du" xmlns:w16sdtdh="http://schemas.microsoft.com/office/word/2020/wordml/sdtdatahash" xmlns:w16sdtfl="http://schemas.microsoft.com/office/word/2024/wordml/sdtformatlock" xmlns:w16se="http://schemas.microsoft.com/office/word/2015/wordml/symex" xmlns:wpg="http://schemas.microsoft.com/office/word/2010/wordprocessingGroup" xmlns:wpi="http://schemas.microsoft.com/office/word/2010/wordprocessingInk" xmlns:wne="http://schemas.microsoft.com/office/word/2006/wordml" xmlns:wps="http://schemas.microsoft.com/office/word/2010/wordprocessingShape" mc:Ignorable="w14 w15 w16se w16cid w16 w16cex w16sdtdh w16sdtfl w16du wp14">
+  <w:p>
+    <w:pPr>
+      <w:pStyle w:val="Header"/>
+    </w:pPr>
+    <w:r>
+      <w:rPr>
+        <w:noProof/>
+      </w:rPr>
+      <w:pict w14:anchorId="259A3641">
+        <v:shapetype id="_x0000_t136" coordsize="21600,21600" o:spt="136" adj="10800" path="m@7,l@8,m@5,21600l@6,21600e">
+          <v:formulas>
+            <v:f eqn="sum #0 0 10800"/>
+            <v:f eqn="prod #0 2 1"/>
+            <v:f eqn="sum 21600 0 @1"/>
+            <v:f eqn="sum 0 0 @2"/>
+            <v:f eqn="sum 21600 0 @3"/>
+            <v:f eqn="if @0 @3 0"/>
+            <v:f eqn="if @0 21600 @1"/>
+            <v:f eqn="if @0 0 @2"/>
+            <v:f eqn="if @0 @4 21600"/>
+            <v:f eqn="mid @5 @6"/>
+            <v:f eqn="mid @8 @5"/>
+            <v:f eqn="mid @7 @8"/>
+            <v:f eqn="mid @6 @7"/>
+            <v:f eqn="sum @6 0 @5"/>
+          </v:formulas>
+          <v:path textpathok="t" o:connecttype="custom" o:connectlocs="@9,0;@10,10800;@11,21600;@12,10800" o:connectangles="270,180,90,0"/>
+          <v:textpath on="t" fitshape="t"/>
+          <v:handles>
+            <v:h position="#0,bottomRight" xrange="6629,14971"/>
+          </v:handles>
+          <o:lock v:ext="edit" text="t" shapetype="t"/>
+        </v:shapetype>
+        <v:shape id="PowerPlusWaterMarkObject54020796" o:spid="_x0000_s1025" type="#_x0000_t136" style="position:absolute;margin-left:0;margin-top:0;width:324.5pt;height:66pt;rotation:315;z-index:-251657216;mso-position-horizontal:center;mso-position-horizontal-relative:margin;mso-position-vertical:center;mso-position-vertical-relative:margin" o:allowincell="f" fillcolor="silver" stroked="f">
+          <v:fill opacity=".5"/>
+          <v:textpath style="font-family:&quot;Calibri&quot;;font-size:54pt" string="Jay Wijesekera"/>
+        </v:shape>
+      </w:pict>
+    </w:r>
+  </w:p>
+</w:hdr>
+</file>
+
 <file path=word/numbering.xml><?xml version="1.0" encoding="utf-8"?>
-<w:numbering xmlns:wpc="http://schemas.microsoft.com/office/word/2010/wordprocessingCanvas" xmlns:cx="http://schemas.microsoft.com/office/drawing/2014/chartex" xmlns:cx1="http://schemas.microsoft.com/office/drawing/2015/9/8/chartex" xmlns:cx2="http://schemas.microsoft.com/office/drawing/2015/10/21/chartex" xmlns:cx3="http://schemas.microsoft.com/office/drawing/2016/5/9/chartex" xmlns:cx4="http://schemas.microsoft.com/office/drawing/2016/5/10/chartex" xmlns:cx5="http://schemas.microsoft.com/office/drawing/2016/5/11/chartex" xmlns:cx6="http://schemas.microsoft.com/office/drawing/2016/5/12/chartex" xmlns:cx7="http://schemas.microsoft.com/office/drawing/2016/5/13/chartex" xmlns:cx8="http://schemas.microsoft.com/office/drawing/2016/5/14/chartex" xmlns:mc="http://schemas.openxmlformats.org/markup-compatibility/2006" xmlns:aink="http://schemas.microsoft.com/office/drawing/2016/ink" xmlns:am3d="http://schemas.microsoft.com/office/drawing/2017/model3d" xmlns:o="urn:schemas-microsoft-com:office:office" xmlns:oel="http://schemas.microsoft.com/office/2019/extlst" xmlns:r="http://schemas.openxmlformats.org/officeDocument/2006/relationships" xmlns:m="http://schemas.openxmlformats.org/officeDocument/2006/math" xmlns:v="urn:schemas-microsoft-com:vml" xmlns:wp14="http://schemas.microsoft.com/office/word/2010/wordprocessingDrawing" xmlns:wp="http://schemas.openxmlformats.org/drawingml/2006/wordprocessingDrawing" xmlns:w10="urn:schemas-microsoft-com:office:word" xmlns:w="http://schemas.openxmlformats.org/wordprocessingml/2006/main" xmlns:w14="http://schemas.microsoft.com/office/word/2010/wordml" xmlns:w15="http://schemas.microsoft.com/office/word/2012/wordml" xmlns:w16cex="http://schemas.microsoft.com/office/word/2018/wordml/cex" xmlns:w16cid="http://schemas.microsoft.com/office/word/2016/wordml/cid" xmlns:w16="http://schemas.microsoft.com/office/word/2018/wordml" xmlns:w16du="http://schemas.microsoft.com/office/word/2023/wordml/word16du" xmlns:w16sdtdh="http://schemas.microsoft.com/office/word/2020/wordml/sdtdatahash" xmlns:w16sdtfl="http://schemas.microsoft.com/office/word/2024/wordml/sdtformatlock" xmlns:w16se="http://schemas.microsoft.com/office/word/2015/wordml/symex" xmlns:wpg="http://schemas.microsoft.com/office/word/2010/wordprocessingGroup" xmlns:wpi="http://schemas.microsoft.com/office/word/2010/wordprocessingInk" xmlns:wne="http://schemas.microsoft.com/office/word/2006/wordml" xmlns:wps="http://schemas.microsoft.com/office/word/2010/wordprocessingShape" mc:Ignorable="w14 w15 w16se w16cid w16 w16cex w16sdtdh w16sdtfl w16du wp14">
+<w:numbering xmlns:wpc="http://schemas.microsoft.com/office/word/2010/wordprocessingCanvas" xmlns:cx="http://schemas.microsoft.com/office/drawing/2014/chartex" xmlns:cx1="http://schemas.microsoft.com/office/drawing/2015/9/8/chartex" xmlns:cx2="http://schemas.microsoft.com/office/drawing/2015/10/21/chartex" xmlns:cx3="http://schemas.microsoft.com/office/drawing/2016/5/9/chartex" xmlns:cx4="http://schemas.microsoft.com/office/drawing/2016/5/10/chartex" xmlns:cx5="http://schemas.microsoft.com/office/drawing/2016/5/11/chartex" xmlns:cx6="http://schemas.microsoft.com/office/drawing/2016/5/12/chartex" xmlns:cx7="http://schemas.microsoft.com/office/drawing/2016/5/13/chartex" xmlns:cx8="http://schemas.microsoft.com/office/drawing/2016/5/14/chartex" xmlns:mc="http://schemas.openxmlformats.org/markup-compatibility/2006" xmlns:aink="http://schemas.microsoft.com/office/drawing/2016/ink" xmlns:am3d="http://schemas.microsoft.com/office/drawing/2017/model3d" xmlns:o="urn:schemas-microsoft-com:office:office" xmlns:oel="http://schemas.microsoft.com/office/2019/extlst" xmlns:r="http://schemas.openxmlformats.org/officeDocument/2006/relationships" xmlns:m="http://schemas.openxmlformats.org/officeDocument/2006/math" xmlns:v="urn:schemas-microsoft-com:vml" xmlns:wp14="http://schemas.microsoft.com/office/word/2010/wordprocessingDrawing" xmlns:wp="http://schemas.openxmlformats.org/drawingml/2006/wordprocessingDrawing" xmlns:w10="urn:schemas-microsoft-com:office:word" xmlns:w="http://schemas.openxmlformats.org/wordprocessingml/2006/main" xmlns:w14="http://schemas.microsoft.com/office/word/2010/wordml" xmlns:w15="http://schemas.microsoft.com/office/word/2012/wordml" xmlns:w16cei="http://schemas.microsoft.com/office/word/2026/wordml/cei" xmlns:w16cex="http://schemas.microsoft.com/office/word/2018/wordml/cex" xmlns:w16cid="http://schemas.microsoft.com/office/word/2016/wordml/cid" xmlns:w16="http://schemas.microsoft.com/office/word/2018/wordml" xmlns:w16du="http://schemas.microsoft.com/office/word/2023/wordml/word16du" xmlns:w16sdtdh="http://schemas.microsoft.com/office/word/2020/wordml/sdtdatahash" xmlns:w16sdtfl="http://schemas.microsoft.com/office/word/2024/wordml/sdtformatlock" xmlns:w16se="http://schemas.microsoft.com/office/word/2015/wordml/symex" xmlns:wpg="http://schemas.microsoft.com/office/word/2010/wordprocessingGroup" xmlns:wpi="http://schemas.microsoft.com/office/word/2010/wordprocessingInk" xmlns:wne="http://schemas.microsoft.com/office/word/2006/wordml" xmlns:wps="http://schemas.microsoft.com/office/word/2010/wordprocessingShape" mc:Ignorable="w14 w15 w16se w16cid w16 w16cex w16sdtdh w16sdtfl w16du wp14">
   <w:abstractNum w:abstractNumId="0" w15:restartNumberingAfterBreak="0">
     <w:nsid w:val="0C875A0A"/>
     <w:multiLevelType w:val="multilevel"/>
@@ -3387,6 +3178,50 @@
     <w:basedOn w:val="DefaultParagraphFont"/>
     <w:rsid w:val="00D07473"/>
   </w:style>
+  <w:style w:type="paragraph" w:styleId="Header">
+    <w:name w:val="header"/>
+    <w:basedOn w:val="Normal"/>
+    <w:link w:val="HeaderChar"/>
+    <w:uiPriority w:val="99"/>
+    <w:unhideWhenUsed/>
+    <w:rsid w:val="00962BCF"/>
+    <w:pPr>
+      <w:tabs>
+        <w:tab w:val="center" w:pos="4680"/>
+        <w:tab w:val="right" w:pos="9360"/>
+      </w:tabs>
+      <w:spacing w:after="0" w:line="240" w:lineRule="auto"/>
+    </w:pPr>
+  </w:style>
+  <w:style w:type="character" w:customStyle="1" w:styleId="HeaderChar">
+    <w:name w:val="Header Char"/>
+    <w:basedOn w:val="DefaultParagraphFont"/>
+    <w:link w:val="Header"/>
+    <w:uiPriority w:val="99"/>
+    <w:rsid w:val="00962BCF"/>
+  </w:style>
+  <w:style w:type="paragraph" w:styleId="Footer">
+    <w:name w:val="footer"/>
+    <w:basedOn w:val="Normal"/>
+    <w:link w:val="FooterChar"/>
+    <w:uiPriority w:val="99"/>
+    <w:unhideWhenUsed/>
+    <w:rsid w:val="00962BCF"/>
+    <w:pPr>
+      <w:tabs>
+        <w:tab w:val="center" w:pos="4680"/>
+        <w:tab w:val="right" w:pos="9360"/>
+      </w:tabs>
+      <w:spacing w:after="0" w:line="240" w:lineRule="auto"/>
+    </w:pPr>
+  </w:style>
+  <w:style w:type="character" w:customStyle="1" w:styleId="FooterChar">
+    <w:name w:val="Footer Char"/>
+    <w:basedOn w:val="DefaultParagraphFont"/>
+    <w:link w:val="Footer"/>
+    <w:uiPriority w:val="99"/>
+    <w:rsid w:val="00962BCF"/>
+  </w:style>
 </w:styles>
 </file>
 
